--- a/testakten/pruefungsrecht-drittversuch-ki-taeuschung-masterarbeit-mondsee/01-mandatsnotiz-und-auftrag.docx
+++ b/testakten/pruefungsrecht-drittversuch-ki-taeuschung-masterarbeit-mondsee/01-mandatsnotiz-und-auftrag.docx
@@ -2,41 +2,999 @@
 <file path=word/document.xml><?xml version="1.0" encoding="utf-8"?>
 <w:document xmlns:wpc="http://schemas.microsoft.com/office/word/2010/wordprocessingCanvas" xmlns:mo="http://schemas.microsoft.com/office/mac/office/2008/main" xmlns:mc="http://schemas.openxmlformats.org/markup-compatibility/2006" xmlns:mv="urn:schemas-microsoft-com:mac:vml" xmlns:o="urn:schemas-microsoft-com:office:office" xmlns:r="http://schemas.openxmlformats.org/officeDocument/2006/relationships" xmlns:m="http://schemas.openxmlformats.org/officeDocument/2006/math" xmlns:v="urn:schemas-microsoft-com:vml" xmlns:wp14="http://schemas.microsoft.com/office/word/2010/wordprocessingDrawing" xmlns:wp="http://schemas.openxmlformats.org/drawingml/2006/wordprocessingDrawing" xmlns:w10="urn:schemas-microsoft-com:office:word" xmlns:w="http://schemas.openxmlformats.org/wordprocessingml/2006/main" xmlns:w14="http://schemas.microsoft.com/office/word/2010/wordml" xmlns:wpg="http://schemas.microsoft.com/office/word/2010/wordprocessingGroup" xmlns:wpi="http://schemas.microsoft.com/office/word/2010/wordprocessingInk" xmlns:wne="http://schemas.microsoft.com/office/word/2006/wordml" xmlns:wps="http://schemas.microsoft.com/office/word/2010/wordprocessingShape" mc:Ignorable="w14 wp14">
   <w:body>
+    <w:tbl>
+      <w:tblPr>
+        <w:tblW w:type="auto" w:w="0"/>
+        <w:tblLayout w:type="fixed"/>
+        <w:tblLook w:firstColumn="1" w:firstRow="1" w:lastColumn="0" w:lastRow="0" w:noHBand="0" w:noVBand="1" w:val="04A0"/>
+      </w:tblPr>
+      <w:tblGrid>
+        <w:gridCol w:w="6520"/>
+        <w:gridCol w:w="2948"/>
+      </w:tblGrid>
+      <w:tr>
+        <w:tc>
+          <w:tcPr>
+            <w:tcW w:type="dxa" w:w="4790"/>
+            <w:tcMar>
+              <w:top w:w="0" w:type="dxa"/>
+              <w:start w:w="0" w:type="dxa"/>
+              <w:bottom w:w="80" w:type="dxa"/>
+              <w:end w:w="80" w:type="dxa"/>
+            </w:tcMar>
+          </w:tcPr>
+          <w:p>
+            <w:pPr>
+              <w:spacing w:after="20"/>
+            </w:pPr>
+            <w:r>
+              <w:rPr>
+                <w:b/>
+                <w:color w:val="17324D"/>
+                <w:sz w:val="24"/>
+              </w:rPr>
+              <w:t>KANZLEI LINDEMARK · VERWALTUNGSRECHT</w:t>
+            </w:r>
+          </w:p>
+          <w:p>
+            <w:pPr>
+              <w:spacing w:after="0"/>
+            </w:pPr>
+            <w:r>
+              <w:rPr>
+                <w:color w:val="59636B"/>
+                <w:sz w:val="16"/>
+              </w:rPr>
+              <w:t>Aachener Straße 402 · 50933 Köln · Telefon 0221 949 27 80 · Fax 0221 949 27 89</w:t>
+            </w:r>
+          </w:p>
+          <w:p>
+            <w:pPr>
+              <w:spacing w:after="0"/>
+            </w:pPr>
+            <w:r>
+              <w:rPr>
+                <w:color w:val="59636B"/>
+                <w:sz w:val="16"/>
+              </w:rPr>
+              <w:t>post@lindemark-verwaltungsrecht.de · Fremdgeldkonto DE44 3704 0044 0531 9020 00</w:t>
+            </w:r>
+          </w:p>
+        </w:tc>
+        <w:tc>
+          <w:tcPr>
+            <w:tcW w:type="dxa" w:w="4790"/>
+            <w:tcMar>
+              <w:top w:w="0" w:type="dxa"/>
+              <w:start w:w="80" w:type="dxa"/>
+              <w:bottom w:w="80" w:type="dxa"/>
+              <w:end w:w="0" w:type="dxa"/>
+            </w:tcMar>
+          </w:tcPr>
+          <w:p>
+            <w:pPr>
+              <w:jc w:val="right"/>
+            </w:pPr>
+            <w:r>
+              <w:rPr>
+                <w:b/>
+                <w:color w:val="2E668B"/>
+                <w:sz w:val="18"/>
+              </w:rPr>
+              <w:t>MANDATSAUFNAHME</w:t>
+            </w:r>
+          </w:p>
+        </w:tc>
+      </w:tr>
+    </w:tbl>
+    <w:p>
+      <w:pPr>
+        <w:spacing w:after="160"/>
+        <w:pBdr>
+          <w:bottom w:val="single" w:sz="10" w:space="1" w:color="2E668B"/>
+        </w:pBdr>
+      </w:pPr>
+    </w:p>
+    <w:p>
+      <w:pPr>
+        <w:pStyle w:val="Title"/>
+      </w:pPr>
+      <w:r>
+        <w:t>Mandatsaufnahme Jana Mondsee</w:t>
+      </w:r>
+    </w:p>
+    <w:p>
+      <w:pPr>
+        <w:spacing w:after="180"/>
+      </w:pPr>
+      <w:r>
+        <w:rPr>
+          <w:b/>
+          <w:color w:val="2E668B"/>
+        </w:rPr>
+        <w:t>Drittversuch Quantitative Methoden III · Bewertungs- und Täuschungsvorgang</w:t>
+      </w:r>
+    </w:p>
+    <w:tbl>
+      <w:tblPr>
+        <w:tblW w:type="auto" w:w="0"/>
+        <w:tblLayout w:type="fixed"/>
+        <w:tblLook w:firstColumn="1" w:firstRow="1" w:lastColumn="0" w:lastRow="0" w:noHBand="0" w:noVBand="1" w:val="04A0"/>
+      </w:tblPr>
+      <w:tblGrid>
+        <w:gridCol w:w="2268"/>
+        <w:gridCol w:w="7200"/>
+      </w:tblGrid>
+      <w:tr>
+        <w:tc>
+          <w:tcPr>
+            <w:tcW w:type="dxa" w:w="2268"/>
+            <w:shd w:fill="EAF1F5"/>
+            <w:tcMar>
+              <w:top w:w="90" w:type="dxa"/>
+              <w:start w:w="90" w:type="dxa"/>
+              <w:bottom w:w="90" w:type="dxa"/>
+              <w:end w:w="90" w:type="dxa"/>
+            </w:tcMar>
+            <w:vAlign w:val="center"/>
+          </w:tcPr>
+          <w:p>
+            <w:pPr>
+              <w:spacing w:after="0"/>
+            </w:pPr>
+            <w:r>
+              <w:rPr>
+                <w:b/>
+                <w:sz w:val="18"/>
+              </w:rPr>
+              <w:t>Aufgenommen</w:t>
+            </w:r>
+          </w:p>
+        </w:tc>
+        <w:tc>
+          <w:tcPr>
+            <w:tcW w:type="dxa" w:w="7200"/>
+            <w:tcMar>
+              <w:top w:w="90" w:type="dxa"/>
+              <w:start w:w="90" w:type="dxa"/>
+              <w:bottom w:w="90" w:type="dxa"/>
+              <w:end w:w="90" w:type="dxa"/>
+            </w:tcMar>
+            <w:vAlign w:val="center"/>
+          </w:tcPr>
+          <w:p>
+            <w:pPr>
+              <w:spacing w:after="0"/>
+            </w:pPr>
+            <w:r>
+              <w:rPr>
+                <w:sz w:val="18"/>
+              </w:rPr>
+              <w:t>27. Mai 2026, 14:10 Uhr, Kanzleitermin</w:t>
+            </w:r>
+          </w:p>
+        </w:tc>
+      </w:tr>
+      <w:tr>
+        <w:tc>
+          <w:tcPr>
+            <w:tcW w:type="dxa" w:w="2268"/>
+            <w:shd w:fill="EAF1F5"/>
+            <w:tcMar>
+              <w:top w:w="90" w:type="dxa"/>
+              <w:start w:w="90" w:type="dxa"/>
+              <w:bottom w:w="90" w:type="dxa"/>
+              <w:end w:w="90" w:type="dxa"/>
+            </w:tcMar>
+            <w:vAlign w:val="center"/>
+          </w:tcPr>
+          <w:p>
+            <w:pPr>
+              <w:spacing w:after="0"/>
+            </w:pPr>
+            <w:r>
+              <w:rPr>
+                <w:b/>
+                <w:sz w:val="18"/>
+              </w:rPr>
+              <w:t>Mandantin</w:t>
+            </w:r>
+          </w:p>
+        </w:tc>
+        <w:tc>
+          <w:tcPr>
+            <w:tcW w:type="dxa" w:w="7200"/>
+            <w:tcMar>
+              <w:top w:w="90" w:type="dxa"/>
+              <w:start w:w="90" w:type="dxa"/>
+              <w:bottom w:w="90" w:type="dxa"/>
+              <w:end w:w="90" w:type="dxa"/>
+            </w:tcMar>
+            <w:vAlign w:val="center"/>
+          </w:tcPr>
+          <w:p>
+            <w:pPr>
+              <w:spacing w:after="0"/>
+            </w:pPr>
+            <w:r>
+              <w:rPr>
+                <w:sz w:val="18"/>
+              </w:rPr>
+              <w:t>Jana Mondsee, Studentin im Masterstudiengang Data Governance</w:t>
+            </w:r>
+          </w:p>
+        </w:tc>
+      </w:tr>
+      <w:tr>
+        <w:tc>
+          <w:tcPr>
+            <w:tcW w:type="dxa" w:w="2268"/>
+            <w:shd w:fill="EAF1F5"/>
+            <w:tcMar>
+              <w:top w:w="90" w:type="dxa"/>
+              <w:start w:w="90" w:type="dxa"/>
+              <w:bottom w:w="90" w:type="dxa"/>
+              <w:end w:w="90" w:type="dxa"/>
+            </w:tcMar>
+            <w:vAlign w:val="center"/>
+          </w:tcPr>
+          <w:p>
+            <w:pPr>
+              <w:spacing w:after="0"/>
+            </w:pPr>
+            <w:r>
+              <w:rPr>
+                <w:b/>
+                <w:sz w:val="18"/>
+              </w:rPr>
+              <w:t>Hochschule</w:t>
+            </w:r>
+          </w:p>
+        </w:tc>
+        <w:tc>
+          <w:tcPr>
+            <w:tcW w:type="dxa" w:w="7200"/>
+            <w:tcMar>
+              <w:top w:w="90" w:type="dxa"/>
+              <w:start w:w="90" w:type="dxa"/>
+              <w:bottom w:w="90" w:type="dxa"/>
+              <w:end w:w="90" w:type="dxa"/>
+            </w:tcMar>
+            <w:vAlign w:val="center"/>
+          </w:tcPr>
+          <w:p>
+            <w:pPr>
+              <w:spacing w:after="0"/>
+            </w:pPr>
+            <w:r>
+              <w:rPr>
+                <w:sz w:val="18"/>
+              </w:rPr>
+              <w:t>Hochschule Rheinbogen, Prüfungsamt</w:t>
+            </w:r>
+          </w:p>
+        </w:tc>
+      </w:tr>
+      <w:tr>
+        <w:tc>
+          <w:tcPr>
+            <w:tcW w:type="dxa" w:w="2268"/>
+            <w:shd w:fill="EAF1F5"/>
+            <w:tcMar>
+              <w:top w:w="90" w:type="dxa"/>
+              <w:start w:w="90" w:type="dxa"/>
+              <w:bottom w:w="90" w:type="dxa"/>
+              <w:end w:w="90" w:type="dxa"/>
+            </w:tcMar>
+            <w:vAlign w:val="center"/>
+          </w:tcPr>
+          <w:p>
+            <w:pPr>
+              <w:spacing w:after="0"/>
+            </w:pPr>
+            <w:r>
+              <w:rPr>
+                <w:b/>
+                <w:sz w:val="18"/>
+              </w:rPr>
+              <w:t>Bescheid</w:t>
+            </w:r>
+          </w:p>
+        </w:tc>
+        <w:tc>
+          <w:tcPr>
+            <w:tcW w:type="dxa" w:w="7200"/>
+            <w:tcMar>
+              <w:top w:w="90" w:type="dxa"/>
+              <w:start w:w="90" w:type="dxa"/>
+              <w:bottom w:w="90" w:type="dxa"/>
+              <w:end w:w="90" w:type="dxa"/>
+            </w:tcMar>
+            <w:vAlign w:val="center"/>
+          </w:tcPr>
+          <w:p>
+            <w:pPr>
+              <w:spacing w:after="0"/>
+            </w:pPr>
+            <w:r>
+              <w:rPr>
+                <w:sz w:val="18"/>
+              </w:rPr>
+              <w:t>Zugang nach Angabe der Mandantin am 18. Mai 2026</w:t>
+            </w:r>
+          </w:p>
+        </w:tc>
+      </w:tr>
+      <w:tr>
+        <w:tc>
+          <w:tcPr>
+            <w:tcW w:type="dxa" w:w="2268"/>
+            <w:shd w:fill="EAF1F5"/>
+            <w:tcMar>
+              <w:top w:w="90" w:type="dxa"/>
+              <w:start w:w="90" w:type="dxa"/>
+              <w:bottom w:w="90" w:type="dxa"/>
+              <w:end w:w="90" w:type="dxa"/>
+            </w:tcMar>
+            <w:vAlign w:val="center"/>
+          </w:tcPr>
+          <w:p>
+            <w:pPr>
+              <w:spacing w:after="0"/>
+            </w:pPr>
+            <w:r>
+              <w:rPr>
+                <w:b/>
+                <w:sz w:val="18"/>
+              </w:rPr>
+              <w:t>Sachbearbeitung</w:t>
+            </w:r>
+          </w:p>
+        </w:tc>
+        <w:tc>
+          <w:tcPr>
+            <w:tcW w:type="dxa" w:w="7200"/>
+            <w:tcMar>
+              <w:top w:w="90" w:type="dxa"/>
+              <w:start w:w="90" w:type="dxa"/>
+              <w:bottom w:w="90" w:type="dxa"/>
+              <w:end w:w="90" w:type="dxa"/>
+            </w:tcMar>
+            <w:vAlign w:val="center"/>
+          </w:tcPr>
+          <w:p>
+            <w:pPr>
+              <w:spacing w:after="0"/>
+            </w:pPr>
+            <w:r>
+              <w:rPr>
+                <w:sz w:val="18"/>
+              </w:rPr>
+              <w:t>Dr. Petra Lindemark, Rechtsanwältin</w:t>
+            </w:r>
+          </w:p>
+        </w:tc>
+      </w:tr>
+    </w:tbl>
+    <w:p>
+      <w:pPr>
+        <w:spacing w:after="20"/>
+      </w:pPr>
+    </w:p>
     <w:p>
       <w:pPr>
         <w:pStyle w:val="Heading1"/>
       </w:pPr>
       <w:r>
-        <w:rPr>
-          <w:rFonts w:ascii="Times New Roman" w:hAnsi="Times New Roman"/>
-        </w:rPr>
-        <w:t>Mandatsnotiz</w:t>
+        <w:t>1. Anlass</w:t>
       </w:r>
     </w:p>
     <w:p>
       <w:pPr>
-        <w:jc w:val="left"/>
+        <w:widowControl/>
       </w:pPr>
       <w:r>
-        <w:t>Prüfungsrecht: Studentin Jana Mondsee erhält endgültiges Nichtbestehen nach Online-Klausur, KI-/Plagiatsverdacht, Krankheitseinwand, Nachteilsausgleichslücke und streitiger Akteneinsicht.</w:t>
+        <w:t>Die Mandantin legte einen Bescheid zum endgültigen Nichtbestehen des Moduls Quantitative Methoden III vor. Der Vorgang verbindet die Bewertung einer Online-Klausur, eine am Folgetag eingereichte ärztliche Bescheinigung, einen gesondert angesprochenen Verdacht unerlaubter Textwerkzeuge in einer Hausarbeit und eine nur eingeschränkt angebotene Akteneinsicht.</w:t>
       </w:r>
     </w:p>
     <w:p>
       <w:pPr>
-        <w:jc w:val="left"/>
+        <w:widowControl/>
       </w:pPr>
       <w:r>
-        <w:t>Die Unterlagen kommen aus verschiedenen Quellen und sind nicht widerspruchsfrei. Zuerst sind Bundesland, zuständige Stelle, konkrete Ordnung, Frist und Aktenstück zu klären. Keine Aussage wird ohne Normenkette oder Beleg hart formuliert.</w:t>
+        <w:t>Jana Mondsee bestreitet, in der Klausur nicht zugelassene Hilfsmittel eingesetzt zu haben. Für die Hausarbeit habe sie ein im Seminar zugelassenes Rechtschreibwerkzeug verwendet. Die Hochschule verweist bislang auf einen Detektorwert, ohne konkrete Textstellen oder die verwendete Prüfmethode offenzulegen.</w:t>
+      </w:r>
+    </w:p>
+    <w:p>
+      <w:pPr>
+        <w:pStyle w:val="Heading1"/>
+      </w:pPr>
+      <w:r>
+        <w:t>2. Übergebener Bestand</w:t>
+      </w:r>
+    </w:p>
+    <w:tbl>
+      <w:tblPr>
+        <w:tblStyle w:val="TableGrid"/>
+        <w:tblW w:type="auto" w:w="0"/>
+        <w:tblLayout w:type="fixed"/>
+        <w:tblLook w:firstColumn="1" w:firstRow="1" w:lastColumn="0" w:lastRow="0" w:noHBand="0" w:noVBand="1" w:val="04A0"/>
+      </w:tblPr>
+      <w:tblGrid>
+        <w:gridCol w:w="2891"/>
+        <w:gridCol w:w="2665"/>
+        <w:gridCol w:w="4082"/>
+      </w:tblGrid>
+      <w:tr>
+        <w:tc>
+          <w:tcPr>
+            <w:tcW w:type="dxa" w:w="3194"/>
+            <w:shd w:fill="17324D"/>
+            <w:tcMar>
+              <w:top w:w="90" w:type="dxa"/>
+              <w:start w:w="90" w:type="dxa"/>
+              <w:bottom w:w="90" w:type="dxa"/>
+              <w:end w:w="90" w:type="dxa"/>
+            </w:tcMar>
+          </w:tcPr>
+          <w:p>
+            <w:r>
+              <w:rPr>
+                <w:b/>
+                <w:color w:val="FFFFFF"/>
+                <w:sz w:val="17"/>
+              </w:rPr>
+              <w:t>Unterlage</w:t>
+            </w:r>
+          </w:p>
+        </w:tc>
+        <w:tc>
+          <w:tcPr>
+            <w:tcW w:type="dxa" w:w="3194"/>
+            <w:shd w:fill="17324D"/>
+            <w:tcMar>
+              <w:top w:w="90" w:type="dxa"/>
+              <w:start w:w="90" w:type="dxa"/>
+              <w:bottom w:w="90" w:type="dxa"/>
+              <w:end w:w="90" w:type="dxa"/>
+            </w:tcMar>
+          </w:tcPr>
+          <w:p>
+            <w:r>
+              <w:rPr>
+                <w:b/>
+                <w:color w:val="FFFFFF"/>
+                <w:sz w:val="17"/>
+              </w:rPr>
+              <w:t>Stand</w:t>
+            </w:r>
+          </w:p>
+        </w:tc>
+        <w:tc>
+          <w:tcPr>
+            <w:tcW w:type="dxa" w:w="3194"/>
+            <w:shd w:fill="17324D"/>
+            <w:tcMar>
+              <w:top w:w="90" w:type="dxa"/>
+              <w:start w:w="90" w:type="dxa"/>
+              <w:bottom w:w="90" w:type="dxa"/>
+              <w:end w:w="90" w:type="dxa"/>
+            </w:tcMar>
+          </w:tcPr>
+          <w:p>
+            <w:r>
+              <w:rPr>
+                <w:b/>
+                <w:color w:val="FFFFFF"/>
+                <w:sz w:val="17"/>
+              </w:rPr>
+              <w:t>Offene Frage</w:t>
+            </w:r>
+          </w:p>
+        </w:tc>
+      </w:tr>
+      <w:tr>
+        <w:tc>
+          <w:tcPr>
+            <w:tcW w:type="dxa" w:w="2891"/>
+            <w:tcMar>
+              <w:top w:w="90" w:type="dxa"/>
+              <w:start w:w="90" w:type="dxa"/>
+              <w:bottom w:w="90" w:type="dxa"/>
+              <w:end w:w="90" w:type="dxa"/>
+            </w:tcMar>
+            <w:vAlign w:val="top"/>
+          </w:tcPr>
+          <w:p>
+            <w:pPr>
+              <w:spacing w:after="0"/>
+            </w:pPr>
+            <w:r>
+              <w:rPr>
+                <w:sz w:val="16"/>
+              </w:rPr>
+              <w:t>Bescheid</w:t>
+            </w:r>
+          </w:p>
+        </w:tc>
+        <w:tc>
+          <w:tcPr>
+            <w:tcW w:type="dxa" w:w="2665"/>
+            <w:tcMar>
+              <w:top w:w="90" w:type="dxa"/>
+              <w:start w:w="90" w:type="dxa"/>
+              <w:bottom w:w="90" w:type="dxa"/>
+              <w:end w:w="90" w:type="dxa"/>
+            </w:tcMar>
+            <w:vAlign w:val="top"/>
+          </w:tcPr>
+          <w:p>
+            <w:pPr>
+              <w:spacing w:after="0"/>
+            </w:pPr>
+            <w:r>
+              <w:rPr>
+                <w:sz w:val="16"/>
+              </w:rPr>
+              <w:t>Kopie mit Umschlag</w:t>
+            </w:r>
+          </w:p>
+        </w:tc>
+        <w:tc>
+          <w:tcPr>
+            <w:tcW w:type="dxa" w:w="4082"/>
+            <w:tcMar>
+              <w:top w:w="90" w:type="dxa"/>
+              <w:start w:w="90" w:type="dxa"/>
+              <w:bottom w:w="90" w:type="dxa"/>
+              <w:end w:w="90" w:type="dxa"/>
+            </w:tcMar>
+            <w:vAlign w:val="top"/>
+          </w:tcPr>
+          <w:p>
+            <w:pPr>
+              <w:spacing w:after="0"/>
+            </w:pPr>
+            <w:r>
+              <w:rPr>
+                <w:sz w:val="16"/>
+              </w:rPr>
+              <w:t>Rechtsbehelfsbelehrung und angewandte Ordnungsversion</w:t>
+            </w:r>
+          </w:p>
+        </w:tc>
+      </w:tr>
+      <w:tr>
+        <w:tc>
+          <w:tcPr>
+            <w:tcW w:type="dxa" w:w="2891"/>
+            <w:tcMar>
+              <w:top w:w="90" w:type="dxa"/>
+              <w:start w:w="90" w:type="dxa"/>
+              <w:bottom w:w="90" w:type="dxa"/>
+              <w:end w:w="90" w:type="dxa"/>
+            </w:tcMar>
+            <w:vAlign w:val="top"/>
+            <w:shd w:fill="F5F7F8"/>
+          </w:tcPr>
+          <w:p>
+            <w:pPr>
+              <w:spacing w:after="0"/>
+            </w:pPr>
+            <w:r>
+              <w:rPr>
+                <w:sz w:val="16"/>
+              </w:rPr>
+              <w:t>Bewertungsbogen</w:t>
+            </w:r>
+          </w:p>
+        </w:tc>
+        <w:tc>
+          <w:tcPr>
+            <w:tcW w:type="dxa" w:w="2665"/>
+            <w:tcMar>
+              <w:top w:w="90" w:type="dxa"/>
+              <w:start w:w="90" w:type="dxa"/>
+              <w:bottom w:w="90" w:type="dxa"/>
+              <w:end w:w="90" w:type="dxa"/>
+            </w:tcMar>
+            <w:vAlign w:val="top"/>
+            <w:shd w:fill="F5F7F8"/>
+          </w:tcPr>
+          <w:p>
+            <w:pPr>
+              <w:spacing w:after="0"/>
+            </w:pPr>
+            <w:r>
+              <w:rPr>
+                <w:sz w:val="16"/>
+              </w:rPr>
+              <w:t>Unvollständiger PDF-Auszug</w:t>
+            </w:r>
+          </w:p>
+        </w:tc>
+        <w:tc>
+          <w:tcPr>
+            <w:tcW w:type="dxa" w:w="4082"/>
+            <w:tcMar>
+              <w:top w:w="90" w:type="dxa"/>
+              <w:start w:w="90" w:type="dxa"/>
+              <w:bottom w:w="90" w:type="dxa"/>
+              <w:end w:w="90" w:type="dxa"/>
+            </w:tcMar>
+            <w:vAlign w:val="top"/>
+            <w:shd w:fill="F5F7F8"/>
+          </w:tcPr>
+          <w:p>
+            <w:pPr>
+              <w:spacing w:after="0"/>
+            </w:pPr>
+            <w:r>
+              <w:rPr>
+                <w:sz w:val="16"/>
+              </w:rPr>
+              <w:t>Korrekturanmerkungen, Musterlösung, Zweitbewertung</w:t>
+            </w:r>
+          </w:p>
+        </w:tc>
+      </w:tr>
+      <w:tr>
+        <w:tc>
+          <w:tcPr>
+            <w:tcW w:type="dxa" w:w="2891"/>
+            <w:tcMar>
+              <w:top w:w="90" w:type="dxa"/>
+              <w:start w:w="90" w:type="dxa"/>
+              <w:bottom w:w="90" w:type="dxa"/>
+              <w:end w:w="90" w:type="dxa"/>
+            </w:tcMar>
+            <w:vAlign w:val="top"/>
+          </w:tcPr>
+          <w:p>
+            <w:pPr>
+              <w:spacing w:after="0"/>
+            </w:pPr>
+            <w:r>
+              <w:rPr>
+                <w:sz w:val="16"/>
+              </w:rPr>
+              <w:t>Ärztliche Bescheinigung</w:t>
+            </w:r>
+          </w:p>
+        </w:tc>
+        <w:tc>
+          <w:tcPr>
+            <w:tcW w:type="dxa" w:w="2665"/>
+            <w:tcMar>
+              <w:top w:w="90" w:type="dxa"/>
+              <w:start w:w="90" w:type="dxa"/>
+              <w:bottom w:w="90" w:type="dxa"/>
+              <w:end w:w="90" w:type="dxa"/>
+            </w:tcMar>
+            <w:vAlign w:val="top"/>
+          </w:tcPr>
+          <w:p>
+            <w:pPr>
+              <w:spacing w:after="0"/>
+            </w:pPr>
+            <w:r>
+              <w:rPr>
+                <w:sz w:val="16"/>
+              </w:rPr>
+              <w:t>Ausgestellt am Folgetag</w:t>
+            </w:r>
+          </w:p>
+        </w:tc>
+        <w:tc>
+          <w:tcPr>
+            <w:tcW w:type="dxa" w:w="4082"/>
+            <w:tcMar>
+              <w:top w:w="90" w:type="dxa"/>
+              <w:start w:w="90" w:type="dxa"/>
+              <w:bottom w:w="90" w:type="dxa"/>
+              <w:end w:w="90" w:type="dxa"/>
+            </w:tcMar>
+            <w:vAlign w:val="top"/>
+          </w:tcPr>
+          <w:p>
+            <w:pPr>
+              <w:spacing w:after="0"/>
+            </w:pPr>
+            <w:r>
+              <w:rPr>
+                <w:sz w:val="16"/>
+              </w:rPr>
+              <w:t>Behandlung, Prüfungsfähigkeit und Zeitpunkt der Anzeige</w:t>
+            </w:r>
+          </w:p>
+        </w:tc>
+      </w:tr>
+      <w:tr>
+        <w:tc>
+          <w:tcPr>
+            <w:tcW w:type="dxa" w:w="2891"/>
+            <w:tcMar>
+              <w:top w:w="90" w:type="dxa"/>
+              <w:start w:w="90" w:type="dxa"/>
+              <w:bottom w:w="90" w:type="dxa"/>
+              <w:end w:w="90" w:type="dxa"/>
+            </w:tcMar>
+            <w:vAlign w:val="top"/>
+            <w:shd w:fill="F5F7F8"/>
+          </w:tcPr>
+          <w:p>
+            <w:pPr>
+              <w:spacing w:after="0"/>
+            </w:pPr>
+            <w:r>
+              <w:rPr>
+                <w:sz w:val="16"/>
+              </w:rPr>
+              <w:t>E-Mail an Prüfungsamt</w:t>
+            </w:r>
+          </w:p>
+        </w:tc>
+        <w:tc>
+          <w:tcPr>
+            <w:tcW w:type="dxa" w:w="2665"/>
+            <w:tcMar>
+              <w:top w:w="90" w:type="dxa"/>
+              <w:start w:w="90" w:type="dxa"/>
+              <w:bottom w:w="90" w:type="dxa"/>
+              <w:end w:w="90" w:type="dxa"/>
+            </w:tcMar>
+            <w:vAlign w:val="top"/>
+            <w:shd w:fill="F5F7F8"/>
+          </w:tcPr>
+          <w:p>
+            <w:pPr>
+              <w:spacing w:after="0"/>
+            </w:pPr>
+            <w:r>
+              <w:rPr>
+                <w:sz w:val="16"/>
+              </w:rPr>
+              <w:t>Antrag auf Akteneinsicht</w:t>
+            </w:r>
+          </w:p>
+        </w:tc>
+        <w:tc>
+          <w:tcPr>
+            <w:tcW w:type="dxa" w:w="4082"/>
+            <w:tcMar>
+              <w:top w:w="90" w:type="dxa"/>
+              <w:start w:w="90" w:type="dxa"/>
+              <w:bottom w:w="90" w:type="dxa"/>
+              <w:end w:w="90" w:type="dxa"/>
+            </w:tcMar>
+            <w:vAlign w:val="top"/>
+            <w:shd w:fill="F5F7F8"/>
+          </w:tcPr>
+          <w:p>
+            <w:pPr>
+              <w:spacing w:after="0"/>
+            </w:pPr>
+            <w:r>
+              <w:rPr>
+                <w:sz w:val="16"/>
+              </w:rPr>
+              <w:t>Eingang, Antwort und erlaubte Kopien</w:t>
+            </w:r>
+          </w:p>
+        </w:tc>
+      </w:tr>
+      <w:tr>
+        <w:tc>
+          <w:tcPr>
+            <w:tcW w:type="dxa" w:w="2891"/>
+            <w:tcMar>
+              <w:top w:w="90" w:type="dxa"/>
+              <w:start w:w="90" w:type="dxa"/>
+              <w:bottom w:w="90" w:type="dxa"/>
+              <w:end w:w="90" w:type="dxa"/>
+            </w:tcMar>
+            <w:vAlign w:val="top"/>
+          </w:tcPr>
+          <w:p>
+            <w:pPr>
+              <w:spacing w:after="0"/>
+            </w:pPr>
+            <w:r>
+              <w:rPr>
+                <w:sz w:val="16"/>
+              </w:rPr>
+              <w:t>Hausarbeit</w:t>
+            </w:r>
+          </w:p>
+        </w:tc>
+        <w:tc>
+          <w:tcPr>
+            <w:tcW w:type="dxa" w:w="2665"/>
+            <w:tcMar>
+              <w:top w:w="90" w:type="dxa"/>
+              <w:start w:w="90" w:type="dxa"/>
+              <w:bottom w:w="90" w:type="dxa"/>
+              <w:end w:w="90" w:type="dxa"/>
+            </w:tcMar>
+            <w:vAlign w:val="top"/>
+          </w:tcPr>
+          <w:p>
+            <w:pPr>
+              <w:spacing w:after="0"/>
+            </w:pPr>
+            <w:r>
+              <w:rPr>
+                <w:sz w:val="16"/>
+              </w:rPr>
+              <w:t>Abgegebene Fassung und Literaturverzeichnis</w:t>
+            </w:r>
+          </w:p>
+        </w:tc>
+        <w:tc>
+          <w:tcPr>
+            <w:tcW w:type="dxa" w:w="4082"/>
+            <w:tcMar>
+              <w:top w:w="90" w:type="dxa"/>
+              <w:start w:w="90" w:type="dxa"/>
+              <w:bottom w:w="90" w:type="dxa"/>
+              <w:end w:w="90" w:type="dxa"/>
+            </w:tcMar>
+            <w:vAlign w:val="top"/>
+          </w:tcPr>
+          <w:p>
+            <w:pPr>
+              <w:spacing w:after="0"/>
+            </w:pPr>
+            <w:r>
+              <w:rPr>
+                <w:sz w:val="16"/>
+              </w:rPr>
+              <w:t>Detektorbericht, konkrete Fundstellen und Hilfsmittelregel</w:t>
+            </w:r>
+          </w:p>
+        </w:tc>
+      </w:tr>
+      <w:tr>
+        <w:tc>
+          <w:tcPr>
+            <w:tcW w:type="dxa" w:w="2891"/>
+            <w:tcMar>
+              <w:top w:w="90" w:type="dxa"/>
+              <w:start w:w="90" w:type="dxa"/>
+              <w:bottom w:w="90" w:type="dxa"/>
+              <w:end w:w="90" w:type="dxa"/>
+            </w:tcMar>
+            <w:vAlign w:val="top"/>
+            <w:shd w:fill="F5F7F8"/>
+          </w:tcPr>
+          <w:p>
+            <w:pPr>
+              <w:spacing w:after="0"/>
+            </w:pPr>
+            <w:r>
+              <w:rPr>
+                <w:sz w:val="16"/>
+              </w:rPr>
+              <w:t>Punkteübersicht</w:t>
+            </w:r>
+          </w:p>
+        </w:tc>
+        <w:tc>
+          <w:tcPr>
+            <w:tcW w:type="dxa" w:w="2665"/>
+            <w:tcMar>
+              <w:top w:w="90" w:type="dxa"/>
+              <w:start w:w="90" w:type="dxa"/>
+              <w:bottom w:w="90" w:type="dxa"/>
+              <w:end w:w="90" w:type="dxa"/>
+            </w:tcMar>
+            <w:vAlign w:val="top"/>
+            <w:shd w:fill="F5F7F8"/>
+          </w:tcPr>
+          <w:p>
+            <w:pPr>
+              <w:spacing w:after="0"/>
+            </w:pPr>
+            <w:r>
+              <w:rPr>
+                <w:sz w:val="16"/>
+              </w:rPr>
+              <w:t>Eigene Tabelle</w:t>
+            </w:r>
+          </w:p>
+        </w:tc>
+        <w:tc>
+          <w:tcPr>
+            <w:tcW w:type="dxa" w:w="4082"/>
+            <w:tcMar>
+              <w:top w:w="90" w:type="dxa"/>
+              <w:start w:w="90" w:type="dxa"/>
+              <w:bottom w:w="90" w:type="dxa"/>
+              <w:end w:w="90" w:type="dxa"/>
+            </w:tcMar>
+            <w:vAlign w:val="top"/>
+            <w:shd w:fill="F5F7F8"/>
+          </w:tcPr>
+          <w:p>
+            <w:pPr>
+              <w:spacing w:after="0"/>
+            </w:pPr>
+            <w:r>
+              <w:rPr>
+                <w:sz w:val="16"/>
+              </w:rPr>
+              <w:t>Originalbewertung je Aufgabe und Rechenfehler</w:t>
+            </w:r>
+          </w:p>
+        </w:tc>
+      </w:tr>
+    </w:tbl>
+    <w:p>
+      <w:pPr>
+        <w:spacing w:after="20"/>
+      </w:pPr>
+    </w:p>
+    <w:p>
+      <w:pPr>
+        <w:pStyle w:val="Heading1"/>
+      </w:pPr>
+      <w:r>
+        <w:t>3. Sofortauftrag</w:t>
+      </w:r>
+    </w:p>
+    <w:p>
+      <w:pPr>
+        <w:widowControl/>
+      </w:pPr>
+      <w:r>
+        <w:t>Zugang und Frist werden anhand von Umschlag, Bescheid und einschlägigem Verfahrensrecht kontrolliert. Parallel wird vollständige Akteneinsicht mit Kopien, Bewertungsunterlagen, Protokollen, Ordnungsversionen und Unterlagen zum Täuschungsvorwurf angefordert. Die Mandantin sichert Endgerät, Abgabedatei und Versionshistorie unverändert.</w:t>
+      </w:r>
+    </w:p>
+    <w:p>
+      <w:pPr>
+        <w:keepLines/>
+        <w:spacing w:before="120"/>
+      </w:pPr>
+      <w:r>
+        <w:rPr>
+          <w:b/>
+        </w:rPr>
+        <w:t>Dr. Petra Lindemark · Rechtsanwältin</w:t>
       </w:r>
     </w:p>
     <w:sectPr>
+      <w:footerReference w:type="default" r:id="rId9"/>
       <w:pgSz w:w="11906" w:h="16838"/>
-      <w:pgMar w:top="1417" w:right="1417" w:bottom="1417" w:left="1417" w:header="720" w:footer="720" w:gutter="0"/>
+      <w:pgMar w:top="1247" w:right="1134" w:bottom="1020" w:left="1191" w:header="397" w:footer="397" w:gutter="0"/>
       <w:cols w:space="720"/>
       <w:docGrid w:linePitch="360"/>
     </w:sectPr>
   </w:body>
 </w:document>
+</file>
+
+<file path=word/footer1.xml><?xml version="1.0" encoding="utf-8"?>
+<w:ftr xmlns:m="http://schemas.openxmlformats.org/officeDocument/2006/math" xmlns:mc="http://schemas.openxmlformats.org/markup-compatibility/2006" xmlns:mo="http://schemas.microsoft.com/office/mac/office/2008/main" xmlns:mv="urn:schemas-microsoft-com:mac:vml" xmlns:o="urn:schemas-microsoft-com:office:office" xmlns:r="http://schemas.openxmlformats.org/officeDocument/2006/relationships" xmlns:v="urn:schemas-microsoft-com:vml" xmlns:w10="urn:schemas-microsoft-com:office:word" xmlns:w14="http://schemas.microsoft.com/office/word/2010/wordml" xmlns:w="http://schemas.openxmlformats.org/wordprocessingml/2006/main" xmlns:wne="http://schemas.microsoft.com/office/word/2006/wordml" xmlns:wp14="http://schemas.microsoft.com/office/word/2010/wordprocessingDrawing" xmlns:wp="http://schemas.openxmlformats.org/drawingml/2006/wordprocessingDrawing" xmlns:wpc="http://schemas.microsoft.com/office/word/2010/wordprocessingCanvas" xmlns:wpg="http://schemas.microsoft.com/office/word/2010/wordprocessingGroup" xmlns:wpi="http://schemas.microsoft.com/office/word/2010/wordprocessingInk" xmlns:wps="http://schemas.microsoft.com/office/word/2010/wordprocessingShape" mc:Ignorable="w14 wp14">
+  <w:p>
+    <w:pPr>
+      <w:jc w:val="center"/>
+    </w:pPr>
+    <w:r>
+      <w:rPr>
+        <w:color w:val="59636B"/>
+        <w:sz w:val="16"/>
+      </w:rPr>
+      <w:t xml:space="preserve">KANZLEI LINDEMARK · VERWALTUNGSRECHT · PL-194/26-PR · Seite </w:t>
+    </w:r>
+    <w:r>
+      <w:fldChar w:fldCharType="begin"/>
+      <w:instrText xml:space="preserve"> PAGE </w:instrText>
+      <w:fldChar w:fldCharType="separate"/>
+      <w:t>1</w:t>
+      <w:fldChar w:fldCharType="end"/>
+    </w:r>
+  </w:p>
+</w:ftr>
 </file>
 
 <file path=word/numbering.xml><?xml version="1.0" encoding="utf-8"?>
@@ -402,9 +1360,13 @@
     <w:name w:val="Normal"/>
     <w:qFormat/>
     <w:rsid w:val="00FC693F"/>
+    <w:pPr>
+      <w:spacing w:after="100" w:line="269" w:lineRule="auto"/>
+    </w:pPr>
     <w:rPr>
-      <w:rFonts w:ascii="Times New Roman" w:hAnsi="Times New Roman"/>
-      <w:sz w:val="22"/>
+      <w:rFonts w:ascii="Arial" w:hAnsi="Arial"/>
+      <w:color w:val="20262B"/>
+      <w:sz w:val="20"/>
     </w:rPr>
   </w:style>
   <w:style w:type="paragraph" w:styleId="Header">
@@ -462,14 +1424,15 @@
     <w:pPr>
       <w:keepNext/>
       <w:keepLines/>
-      <w:spacing w:before="480" w:after="0"/>
+      <w:spacing w:before="200" w:after="100"/>
       <w:outlineLvl w:val="0"/>
     </w:pPr>
     <w:rPr>
-      <w:rFonts w:asciiTheme="majorHAnsi" w:eastAsiaTheme="majorEastAsia" w:hAnsiTheme="majorHAnsi" w:cstheme="majorBidi" w:ascii="Times New Roman" w:hAnsi="Times New Roman"/>
+      <w:rFonts w:asciiTheme="majorHAnsi" w:eastAsiaTheme="majorEastAsia" w:hAnsiTheme="majorHAnsi" w:cstheme="majorBidi" w:ascii="Arial" w:hAnsi="Arial"/>
       <w:b/>
       <w:bCs/>
-      <w:sz w:val="28"/>
+      <w:color w:val="17324D"/>
+      <w:sz w:val="26"/>
       <w:szCs w:val="28"/>
     </w:rPr>
   </w:style>
@@ -485,14 +1448,15 @@
     <w:pPr>
       <w:keepNext/>
       <w:keepLines/>
-      <w:spacing w:before="200" w:after="0"/>
+      <w:spacing w:before="200" w:after="100"/>
       <w:outlineLvl w:val="1"/>
     </w:pPr>
     <w:rPr>
-      <w:rFonts w:asciiTheme="majorHAnsi" w:eastAsiaTheme="majorEastAsia" w:hAnsiTheme="majorHAnsi" w:cstheme="majorBidi" w:ascii="Times New Roman" w:hAnsi="Times New Roman"/>
+      <w:rFonts w:asciiTheme="majorHAnsi" w:eastAsiaTheme="majorEastAsia" w:hAnsiTheme="majorHAnsi" w:cstheme="majorBidi" w:ascii="Arial" w:hAnsi="Arial"/>
       <w:b/>
       <w:bCs/>
-      <w:sz w:val="24"/>
+      <w:color w:val="2E668B"/>
+      <w:sz w:val="22"/>
       <w:szCs w:val="26"/>
     </w:rPr>
   </w:style>
@@ -512,10 +1476,10 @@
       <w:outlineLvl w:val="2"/>
     </w:pPr>
     <w:rPr>
-      <w:rFonts w:asciiTheme="majorHAnsi" w:eastAsiaTheme="majorEastAsia" w:hAnsiTheme="majorHAnsi" w:cstheme="majorBidi" w:ascii="Times New Roman" w:hAnsi="Times New Roman"/>
+      <w:rFonts w:asciiTheme="majorHAnsi" w:eastAsiaTheme="majorEastAsia" w:hAnsiTheme="majorHAnsi" w:cstheme="majorBidi"/>
       <w:b/>
       <w:bCs/>
-      <w:sz w:val="22"/>
+      <w:color w:val="4F81BD" w:themeColor="accent1"/>
     </w:rPr>
   </w:style>
   <w:style w:type="paragraph" w:styleId="Heading4">
@@ -746,18 +1710,20 @@
     <w:qFormat/>
     <w:rsid w:val="00FC693F"/>
     <w:pPr>
+      <w:keepNext/>
       <w:pBdr>
         <w:bottom w:val="single" w:sz="8" w:space="4" w:color="4F81BD" w:themeColor="accent1"/>
       </w:pBdr>
-      <w:spacing w:after="300" w:line="240" w:lineRule="auto"/>
+      <w:spacing w:after="100" w:line="240" w:lineRule="auto" w:before="200"/>
       <w:contextualSpacing/>
     </w:pPr>
     <w:rPr>
-      <w:rFonts w:asciiTheme="majorHAnsi" w:eastAsiaTheme="majorEastAsia" w:hAnsiTheme="majorHAnsi" w:cstheme="majorBidi"/>
-      <w:color w:val="17365D" w:themeColor="text2" w:themeShade="BF"/>
+      <w:rFonts w:asciiTheme="majorHAnsi" w:eastAsiaTheme="majorEastAsia" w:hAnsiTheme="majorHAnsi" w:cstheme="majorBidi" w:ascii="Arial" w:hAnsi="Arial"/>
+      <w:b/>
+      <w:color w:val="17324D"/>
       <w:spacing w:val="5"/>
       <w:kern w:val="28"/>
-      <w:sz w:val="52"/>
+      <w:sz w:val="36"/>
       <w:szCs w:val="52"/>
     </w:rPr>
   </w:style>
